--- a/manuscript/Tau_Borophene_Supporting_Information.docx
+++ b/manuscript/Tau_Borophene_Supporting_Information.docx
@@ -4318,7 +4318,7 @@
               <w:rPr>
                 <w:sz w:val="14"/>
               </w:rPr>
-              <w:t>Williams hat-matrix leverage, 4 descriptors, n=17: h* = 0.882; 16/17 compounds inside the domain.</w:t>
+              <w:t>Williams hat-matrix leverage on the 8-descriptor matrix (Figure 8): h* = 0.93 with 28/29 compounds inside the domain for the docking endpoint, and h* = 1.59 with 17/17 inside for the physisorption endpoint.</w:t>
             </w:r>
           </w:p>
         </w:tc>

--- a/manuscript/Tau_Borophene_Supporting_Information.docx
+++ b/manuscript/Tau_Borophene_Supporting_Information.docx
@@ -2914,6 +2914,15 @@
         </w:tc>
       </w:tr>
     </w:tbl>
+    <w:p>
+      <w:r>
+        <w:rPr>
+          <w:i/>
+          <w:sz w:val="16"/>
+        </w:rPr>
+        <w:t>Note: the curated SMILES for EGCG resolves to C22H18O12 (MW 474.4 g/mol) rather than authentic epigallocatechin gallate, C22H18O11 (458.4 g/mol) -- an extra hydroxyl/oxygen introduced during structure curation. All values reported for this entry (a physisorber, Delta_E_int,SP = -33 kcal/mol) were computed on the curated structure and should be read as characterizing a close catechin-gallate analogue rather than authentic EGCG.</w:t>
+      </w:r>
+    </w:p>
     <w:p>
       <w:pPr>
         <w:pStyle w:val="Heading1"/>
